--- a/javoblar/037.docx
+++ b/javoblar/037.docx
@@ -8,7 +8,7 @@
         <w:spacing w:after="200"/>
       </w:pPr>
       <w:r>
-        <w:t xml:space="preserve">37. Aktiv va passiv immunizatsiya, kasallikning oldini olishda va tarqalishini oldini olishda ahamiyati</w:t>
+        <w:t xml:space="preserve">37. Odam immun tizimi, uning shakllanishi va epidemiologik ahamiyati</w:t>
       </w:r>
     </w:p>
     <w:p>
@@ -17,7 +17,7 @@
         <w:jc w:val="both"/>
       </w:pPr>
       <w:r>
-        <w:t xml:space="preserve">Immunizatsiya — organizmda yuqumli kasallik qo'zg'atuvchisiga qarshi sun'iy immunitet hosil qilishga qaratilgan tadbirdir. U epidemik jarayonning uchinchi bo'g'iniga — qabul qiluvchan organizmga ta'sir qilib, kasallanishning oldini oladi va qo'zg'atuvchining tarqalishini cheklaydi. Hosil qilish mexanizmiga ko'ra immunizatsiya aktiv va passiv turlarga bo'linadi. Ularning ikkalasi ham immunprofilaktikaning muhim vositalari bo'lib, turli epidemiologik vaziyatlarda — rejali profilaktikada va shoshilinch choralarda — qo'llaniladi [1][2]. Immunizatsiya, shuningdek, kelib chiqishiga ko'ra tabiiy va sun'iy turlarga bo'linadi, biroq amaliy epidemiologiyada aynan sun'iy aktiv (emlash) va sun'iy passiv (zardob, immunoglobulin) immunizatsiya markaziy o'rin tutadi.</w:t>
+        <w:t xml:space="preserve">Immun tizim — organizmni begona antigenlardan, jumladan yuqumli kasallik qo'zg'atuvchilaridan himoya qiluvchi organlar, to'qimalar va hujayralar tizimidir. U ichki muhit doimiyligini (gomeostazni) saqlaydi, infeksiyalarga qarshi turadi va o'zgargan, jumladan o'smaga aylangan hujayralarni aniqlab yo'q qiladi. Epidemiologik nuqtai nazardan immun tizim alohida ahamiyatga ega, chunki aynan aholining immun holati epidemik jarayonning uchinchi bo'g'ini — qabul qiluvchanlikni belgilaydi va kasalliklarning tarqalish jadalligiga bevosita ta'sir qiladi [1][2].</w:t>
       </w:r>
     </w:p>
     <w:p>
@@ -26,7 +26,7 @@
         <w:spacing w:after="80" w:before="160"/>
       </w:pPr>
       <w:r>
-        <w:t xml:space="preserve">Aktiv immunizatsiya</w:t>
+        <w:t xml:space="preserve">Immun tizimning tuzilishi</w:t>
       </w:r>
     </w:p>
     <w:p>
@@ -35,7 +35,7 @@
         <w:jc w:val="both"/>
       </w:pPr>
       <w:r>
-        <w:t xml:space="preserve">Aktiv immunizatsiya — organizmga antigen (vaksina yoki anatoksin) yuborish orqali uning o'z immun javobini uyg'otishdir. Bunda organizm o'zi antitelolar va immunologik xotira hujayralarini ishlab chiqaradi. Aktiv immunizatsiyaning asosiy xususiyatlari:</w:t>
+        <w:t xml:space="preserve">Immun tizim markaziy va periferik organlardan iborat. Markaziy (birlamchi) organlar immun hujayralarni hosil qiladi va yetiltiradi:</w:t>
       </w:r>
     </w:p>
     <w:p>
@@ -43,12 +43,12 @@
         <w:pStyle w:val="ListParagraph"/>
         <w:numPr>
           <w:ilvl w:val="0"/>
-          <w:numId w:val="2"/>
+          <w:numId w:val="101"/>
         </w:numPr>
         <w:spacing w:after="40"/>
       </w:pPr>
       <w:r>
-        <w:t xml:space="preserve">immunitet kechroq — odatda 1–3 hafta ichida shakllanadi;</w:t>
+        <w:t xml:space="preserve">suyak ko'migi — barcha qon va immun hujayralarning asosiy manbai;</w:t>
       </w:r>
     </w:p>
     <w:p>
@@ -56,12 +56,21 @@
         <w:pStyle w:val="ListParagraph"/>
         <w:numPr>
           <w:ilvl w:val="0"/>
-          <w:numId w:val="2"/>
+          <w:numId w:val="101"/>
         </w:numPr>
         <w:spacing w:after="40"/>
       </w:pPr>
       <w:r>
-        <w:t xml:space="preserve">immunitet uzoq muddatli (yillar yoki umrbod) bo'ladi;</w:t>
+        <w:t xml:space="preserve">timus (ayrisimon bez) — T-limfotsitlar yetilib, tanlanadigan asosiy organ.</w:t>
+      </w:r>
+    </w:p>
+    <w:p>
+      <w:pPr>
+        <w:spacing w:after="120"/>
+        <w:jc w:val="both"/>
+      </w:pPr>
+      <w:r>
+        <w:t xml:space="preserve">Periferik (ikkilamchi) organlarda antigenga qarshi immun javob shakllanadi:</w:t>
       </w:r>
     </w:p>
     <w:p>
@@ -69,12 +78,12 @@
         <w:pStyle w:val="ListParagraph"/>
         <w:numPr>
           <w:ilvl w:val="0"/>
-          <w:numId w:val="2"/>
+          <w:numId w:val="102"/>
         </w:numPr>
         <w:spacing w:after="40"/>
       </w:pPr>
       <w:r>
-        <w:t xml:space="preserve">immunologik xotira qoladi, takroriy ta'sirda tez va kuchli javob beriladi;</w:t>
+        <w:t xml:space="preserve">taloq — qondagi antigenlarga qarshi immun javob markazi;</w:t>
       </w:r>
     </w:p>
     <w:p>
@@ -82,39 +91,12 @@
         <w:pStyle w:val="ListParagraph"/>
         <w:numPr>
           <w:ilvl w:val="0"/>
-          <w:numId w:val="2"/>
+          <w:numId w:val="102"/>
         </w:numPr>
         <w:spacing w:after="40"/>
       </w:pPr>
       <w:r>
-        <w:t xml:space="preserve">takroriy dozalar (revaksinatsiya) immunitetni mustahkamlaydi.</w:t>
-      </w:r>
-    </w:p>
-    <w:p>
-      <w:pPr>
-        <w:spacing w:after="120"/>
-        <w:jc w:val="both"/>
-      </w:pPr>
-      <w:r>
-        <w:t xml:space="preserve">Aktiv immunizatsiya rejali emlash (milliy emlash kalendari) orqali amalga oshiriladi va boshqariladigan kasalliklarga qarshi uzoq muddatli himoya hamda jamoaviy immunitet yaratishning asosiy vositasidir [1][2]. Aktiv immunizatsiya uchun turli vaksinalar — tirik attenuatlangan, inaktivlangan, anatoksinli, subyunit va zamonaviy (vektorli, mRNK) — qo'llaniladi. Immunitetning napryajyonnosti va davomiyligi vaksina turiga bog'liq: tirik vaksinalar kuchli va uzoq immunitet beradi, inaktivlangan va anatoksinli vaksinalar esa ko'pincha takroriy dozalar va davriy revaksinatsiyani talab qiladi. Shu bois milliy emlash kalendari har bir vaksina uchun aniq dozalar soni va oraliqlarini belgilaydi [1].</w:t>
-      </w:r>
-    </w:p>
-    <w:p>
-      <w:pPr>
-        <w:pStyle w:val="Heading2"/>
-        <w:spacing w:after="80" w:before="160"/>
-      </w:pPr>
-      <w:r>
-        <w:t xml:space="preserve">Passiv immunizatsiya</w:t>
-      </w:r>
-    </w:p>
-    <w:p>
-      <w:pPr>
-        <w:spacing w:after="120"/>
-        <w:jc w:val="both"/>
-      </w:pPr>
-      <w:r>
-        <w:t xml:space="preserve">Passiv immunizatsiya — organizmga tayyor antitelolarni (immun zardob yoki immunoglobulin) kiritishdir. Bunda organizm o'zi antitelo ishlab chiqarmaydi, balki tashqaridan olinganlardan foydalanadi. Passiv immunizatsiyaning xususiyatlari:</w:t>
+        <w:t xml:space="preserve">limfa tugunlari — to'qimalardan limfa orqali kelgan antigenlarni filtrlaydi;</w:t>
       </w:r>
     </w:p>
     <w:p>
@@ -122,51 +104,12 @@
         <w:pStyle w:val="ListParagraph"/>
         <w:numPr>
           <w:ilvl w:val="0"/>
-          <w:numId w:val="2"/>
+          <w:numId w:val="102"/>
         </w:numPr>
         <w:spacing w:after="40"/>
       </w:pPr>
       <w:r>
-        <w:t xml:space="preserve">immunitet darhol, kiritilgan zahoti ta'sir qiladi;</w:t>
-      </w:r>
-    </w:p>
-    <w:p>
-      <w:pPr>
-        <w:pStyle w:val="ListParagraph"/>
-        <w:numPr>
-          <w:ilvl w:val="0"/>
-          <w:numId w:val="2"/>
-        </w:numPr>
-        <w:spacing w:after="40"/>
-      </w:pPr>
-      <w:r>
-        <w:t xml:space="preserve">immunitet qisqa muddatli — bir necha hafta yoki oy davom etadi;</w:t>
-      </w:r>
-    </w:p>
-    <w:p>
-      <w:pPr>
-        <w:pStyle w:val="ListParagraph"/>
-        <w:numPr>
-          <w:ilvl w:val="0"/>
-          <w:numId w:val="2"/>
-        </w:numPr>
-        <w:spacing w:after="40"/>
-      </w:pPr>
-      <w:r>
-        <w:t xml:space="preserve">immunologik xotira qolmaydi;</w:t>
-      </w:r>
-    </w:p>
-    <w:p>
-      <w:pPr>
-        <w:pStyle w:val="ListParagraph"/>
-        <w:numPr>
-          <w:ilvl w:val="0"/>
-          <w:numId w:val="2"/>
-        </w:numPr>
-        <w:spacing w:after="40"/>
-      </w:pPr>
-      <w:r>
-        <w:t xml:space="preserve">asosan shoshilinch profilaktika va davolash maqsadida qo'llaniladi.</w:t>
+        <w:t xml:space="preserve">shilliq qavatlar bilan bog'liq limfoid to'qima — bodomsimon bezlar va ichak limfoid to'qimasi (Peyer pilakchalari).</w:t>
       </w:r>
     </w:p>
     <w:p>
@@ -175,7 +118,7 @@
         <w:jc w:val="both"/>
       </w:pPr>
       <w:r>
-        <w:t xml:space="preserve">Passiv immunizatsiya quturish, qoqshol, difteriya kabi hollarda, ya'ni odam xavfli qo'zg'atuvchi bilan kontaktda bo'lgan va tez himoya zarur bo'lganda qo'llaniladi [2]. Tabiiy passiv immunitet ham mavjud — onadan bolaga platsenta orqali IgG va ona suti orqali IgA antitelolarining o'tishi; bu chaqaloqni hayotining dastlabki oylarida himoya qiladi. Sun'iy passiv immunizatsiyada esa maxsus immunoglobulin yoki giperimmun zardob ishlatiladi. Passiv immunitetning qisqa muddatliligi uning yetishmovchiligi emas, balki shoshilinch himoya vazifasiga mos keladi; uzoq muddatli himoya zarur bo'lsa, u aktiv immunizatsiya bilan to'ldiriladi [2].</w:t>
+        <w:t xml:space="preserve">Immun javobni amalga oshiruvchi asosiy hujayralar — B- va T-limfotsitlar, makrofaglar, dendrit hujayralar, neytrofillar va tabiiy killer (NK) hujayralar; gumoral omillarga antitelolar (immunoglobulinlar) va komplement tizimi kiradi [2]. B-limfotsitlar antitelolar ishlab chiqaruvchi plazmatik hujayralarga aylanadi va gumoral immunitetni ta'minlaydi; T-limfotsitlar esa hujayraviy immunitetni amalga oshiradi va o'z ichida yordamchi (T-xelper), sitotoksik va boshqa subpopulyatsiyalarga bo'linadi. Makrofaglar va dendrit hujayralar antigenni "tutib", uni limfotsitlarga taqdim etadi va shu tariqa tug'ma hamda orttirilgan immunitet o'rtasida bog'lovchi vazifasini bajaradi. Bu hujayralar birgalikda muvofiqlashgan immun javobni shakllantiradi.</w:t>
       </w:r>
     </w:p>
     <w:p>
@@ -184,7 +127,7 @@
         <w:spacing w:after="80" w:before="160"/>
       </w:pPr>
       <w:r>
-        <w:t xml:space="preserve">Aktiv va passiv immunizatsiyaning farqlari</w:t>
+        <w:t xml:space="preserve">Immun tizimning shakllanishi</w:t>
       </w:r>
     </w:p>
     <w:p>
@@ -193,7 +136,7 @@
         <w:jc w:val="both"/>
       </w:pPr>
       <w:r>
-        <w:t xml:space="preserve">Aktiv va passiv immunizatsiya o'rtasidagi asosiy farq — himoyaning tezligi va davomiyligidadir. Aktiv immunizatsiya kech shakllanadi, lekin uzoq va xotirali; passiv immunizatsiya esa tez ta'sir qiladi, lekin qisqa muddatli va xotirasiz. Shu bois ularning qo'llanish sohalari ham turlicha: aktiv immunizatsiya rejali, uzoq muddatli profilaktika uchun, passiv immunizatsiya esa shoshilinch, tezkor himoya uchun ishlatiladi. Ba'zan ular birgalikda qo'llaniladi — masalan, quturishga qarshi profilaktikada bemorga ham vaksina (aktiv), ham immunoglobulin (passiv) beriladi; bu passiv immunitetning tezligini aktiv immunitetning uzoqligi bilan birlashtiradi [2]. Immunizatsiya turini noto'g'ri tanlash xavfli bo'lishi mumkin: masalan, xavfli kontaktdan keyin faqat vaksinaga tayanish kasallikning rivojlanishiga yo'l qo'yishi mumkin, chunki aktiv immunitet shakllanishi uchun bir necha hafta kerak bo'ladi. Shu bois har bir vaziyatda immunizatsiya turi epidemiologik ko'rsatmalar asosida tanlanadi.</w:t>
+        <w:t xml:space="preserve">Immun tizim bola rivojlanishining turli bosqichlarida shakllanadi. Homila davrida immun organlar yotqiziladi, biroq yangi tug'ilgan chaqaloqning o'z immun tizimi hali to'liq yetilmagan bo'ladi. Shu sababli dastlabki oylarda bolani onadan o'tgan antitelolar (platsenta orqali IgG va ona suti orqali IgA) himoya qiladi — bu tabiiy passiv immunitetdir. Vaqt o'tishi bilan onadan o'tgan antitelolar kamayadi va bolaning o'z faol immuniteti rivojlanadi. Aynan shu o'tish davri bola uchun infeksiyalardan eng xavfli davr bo'lib, emlash kalendari shu mantiqqa asoslanadi [1][2]. Immun tizimning yetilishi bilan bolada antigenlarga javob berish, immunologik xotira hosil qilish va qayta uchrashuvda tez himoya qilish qobiliyati rivojlanadi. Keksalik davrida esa immun tizim faolligi pasayadi (immunosenessensiya), shu bois qariyalarda ham infeksiyalar og'irroq kechadi; bu yosh guruhlari emlash va profilaktikada alohida e'tibor talab qiladi. Shunday qilib, immun tizim holati odam hayotining turli davrlarida o'zgarib turadi va bu epidemiologik jihatdan hisobga olinadi.</w:t>
       </w:r>
     </w:p>
     <w:p>
@@ -202,7 +145,7 @@
         <w:spacing w:after="80" w:before="160"/>
       </w:pPr>
       <w:r>
-        <w:t xml:space="preserve">Kasallikning oldini olishdagi ahamiyati</w:t>
+        <w:t xml:space="preserve">Tug'ma va orttirilgan immunitet</w:t>
       </w:r>
     </w:p>
     <w:p>
@@ -211,7 +154,7 @@
         <w:jc w:val="both"/>
       </w:pPr>
       <w:r>
-        <w:t xml:space="preserve">Immunizatsiyaning individual (shaxsiy) ahamiyati — emlangan yoki immunoglobulin olgan shaxsni kasallikdan himoya qilishdir. Aktiv immunizatsiya shaxsni uzoq muddatga, ba'zan umrbod himoya qiladi; passiv immunizatsiya esa xavfli kontaktdan keyin kasallik rivojlanishining oldini oladi. Og'ir, o'limga olib keladigan kasalliklarda (quturish, qoqshol) shoshilinch passiv-aktiv profilaktika hayot saqlab qoladi. Masalan, quturish deyarli 100% o'lim bilan tugaydi, biroq kasal hayvon chaqqanidan keyin o'z vaqtida o'tkazilgan vaksina va immunoglobulin kasallik rivojlanishining oldini oladi — bu immunizatsiyaning hayotiy ahamiyatini yaqqol ko'rsatadi. Shu tariqa immunizatsiya alohida shaxs darajasida kasallikning oldini olishning eng ishonchli usulidir [2].</w:t>
+        <w:t xml:space="preserve">Immunitet tug'ma (nospetsifik) va orttirilgan (spetsifik) turlarga bo'linadi. Tug'ma immunitet darhol ta'sir qiladi, oldingi uchrashuvni talab qilmaydi va spetsifik emas (teri to'sig'i, fagotsitoz, komplement). Orttirilgan immunitet aniq antigenga yo'naltirilgan, immunologik xotiraga ega va takroriy uchrashuvda kuchliroq javob beradi; u gumoral (B-limfotsitlar va antitelolar) va hujayraviy (T-limfotsitlar) komponentlardan iborat [2]. Ikkala tizim o'zaro bog'liq: tug'ma immunitet infeksiyaning dastlabki soatlarida to'siq vazifasini bajaradi va orttirilgan javobni ishga tushiradi, orttirilgan immunitet esa aniq qo'zg'atuvchiga qarshi kuchli va xotirali javob shakllantiradi. Vaksinatsiyaning asosiy g'oyasi ham aynan shunda — kasallik keltirmasdan turib orttirilgan immunitetni va immunologik xotirani sun'iy ravishda hosil qilishdir [2]. Shu tariqa immun tizim fiziologiyasini bilish emlash strategiyasini ilmiy asoslashning asosi hisoblanadi.</w:t>
       </w:r>
     </w:p>
     <w:p>
@@ -220,7 +163,7 @@
         <w:spacing w:after="80" w:before="160"/>
       </w:pPr>
       <w:r>
-        <w:t xml:space="preserve">Tarqalishni oldini olishdagi ahamiyati</w:t>
+        <w:t xml:space="preserve">Immunoglobulinlar va ularning epidemiologik ahamiyati</w:t>
       </w:r>
     </w:p>
     <w:p>
@@ -229,7 +172,7 @@
         <w:jc w:val="both"/>
       </w:pPr>
       <w:r>
-        <w:t xml:space="preserve">Immunizatsiyaning populyatsion (epidemiologik) ahamiyati undan ham kattaroqdir. Aholining yetarli ulushi aktiv immunizatsiya bilan emlanganda jamoaviy immunitet shakllanadi va qo'zg'atuvchining aholi orasida uzatilishi uziladi; natijada hatto emlanmagan shaxslar ham bilvosita himoyalanadi. Bu hodisa boshqariladigan infeksiyalar (qizamiq, poliomielit, difteriya) tarqalishini keskin kamaytirgan va ularning ayrimlarini eliminatsiya yoki eradikatsiyaga yaqinlashtirgan. Shu bois yuqori emlash qamrovi nafaqat individual, balki jamiyat miqyosida kasallik tarqalishini to'xtatishning kalitidir [1][2]. Jamoaviy immunitet uchun zarur bo'lgan qamrov darajasi kasallikning yuqumliligiga bog'liq: juda yuqumli kasalliklarda (qizamiq, R0 taxminan 12–18) aholining 95% dan ortig'i emlangan bo'lishi talab etiladi, kamroq yuqumli kasalliklarda esa bu chegara pastroq [2]. Emlash qamrovining pasayishi jamoaviy immunitetni buzadi va kasallikning qaytadan avj olishiga olib keladi; shu bois qamrovni yuqori va bir tekis ushlab turish doimiy vazifa hisoblanadi.</w:t>
+        <w:t xml:space="preserve">Antitelolar (immunoglobulinlar) besh sinfga bo'linadi: IgG, IgM, IgA, IgE va IgD. IgM infeksiyaning o'tkir bosqichida birinchi bo'lib paydo bo'ladi va yangi yuqtirilgan infeksiya belgisi hisoblanadi; IgG kechroq shakllanib, uzoq muddatli himoyani ta'minlaydi va o'tkazilgan infeksiya yoki emlashning ko'rsatkichidir; IgA shilliq qavatlarni va ona sutini himoya qiladi [2]. Aynan shu sinflarni laboratoriya usulida (IFA) aniqlash infeksiya bosqichini va immun holatni baholash imkonini beradi, bu esa seroepidemiologik tekshiruvlarning asosidir. Masalan, qondagi IgM antitelolarining aniqlanishi o'tkir (yangi) infeksiyani, faqat IgG ning mavjudligi esa o'tkazilgan infeksiya yoki emlash natijasida shakllangan immunitetni ko'rsatadi. Bu ma'lumotlar nafaqat alohida bemorni tashxislashda, balki aholining immun qatlamini baholab, emlash ehtiyojini aniqlashda ham qo'llaniladi.</w:t>
       </w:r>
     </w:p>
     <w:p>
@@ -238,7 +181,7 @@
         <w:spacing w:after="80" w:before="160"/>
       </w:pPr>
       <w:r>
-        <w:t xml:space="preserve">Xulosa</w:t>
+        <w:t xml:space="preserve">Epidemiologik ahamiyati</w:t>
       </w:r>
     </w:p>
     <w:p>
@@ -247,7 +190,25 @@
         <w:jc w:val="both"/>
       </w:pPr>
       <w:r>
-        <w:t xml:space="preserve">Aktiv immunizatsiya vaksina yuborish orqali organizmning o'z immunitetini uyg'otadi — u kech shakllanadi, lekin uzoq va xotirali; passiv immunizatsiya esa tayyor antitelolar kiritish orqali tez, biroq qisqa muddatli himoya beradi. Aktiv immunizatsiya rejali profilaktika va jamoaviy immunitet uchun, passiv immunizatsiya esa shoshilinch himoya uchun qo'llaniladi; ba'zan ular birgalikda ishlatiladi. Immunizatsiya ham alohida shaxsni kasallikdan himoya qiladi, ham aholi miqyosida qo'zg'atuvchi tarqalishini to'xtatadi. Shu sababli u boshqariladigan infeksiyalarga qarshi kurashning eng samarali va iqtisodiy jihatdan maqbul strategiyasidir. Vrach-epidemiolog uchun aktiv va passiv immunizatsiyaning xususiyatlarini, qo'llanish ko'rsatmalarini va ularni birgalikda ishlatish qoidalarini bilish immunprofilaktikani to'g'ri tashkil etishning zaruriy shartidir.</w:t>
+        <w:t xml:space="preserve">Immun tizimning epidemiologik ahamiyati bir necha jihatda namoyon bo'ladi. Birinchidan, aholining immun qatlami qancha katta bo'lsa, qo'zg'atuvchining tarqalishi shuncha cheklanadi — bu jamoaviy immunitet hodisasidir. Ikkinchidan, immun holatni seroepidemiologik tekshiruvlar orqali baholash emlash dasturlarini rejalashtirish uchun asos bo'ladi. Uchinchidan, immunitetni sun'iy shakllantirish (vaksinatsiya) boshqariladigan infeksiyalarga qarshi eng samarali vositadir. To'rtinchidan, immuntanqis holatdagi shaxslar (OIV, immunosupressiv terapiya, surunkali kasalliklar) alohida xavf guruhini tashkil etadi, ularda infeksiya og'irroq kechadi va ular maxsus himoyani talab qiladi [2]. Shu bois aholining immun tuzilmasini monitoring qilish va xavf guruhlarini aniqlash zamonaviy epidemiologik nazoratning ajralmas qismidir. Immunitetning napryajyonnosti (kuchlanishi) va davomiyligi kasallikka qarab turlicha: qizamiq va parotitdan keyin umrbod, grippdan keyin esa qisqa muddatli immunitet qoladi; bu farqlar revaksinatsiya muddatlarini belgilashda inobatga olinadi [2].</w:t>
+      </w:r>
+    </w:p>
+    <w:p>
+      <w:pPr>
+        <w:pStyle w:val="Heading2"/>
+        <w:spacing w:after="80" w:before="160"/>
+      </w:pPr>
+      <w:r>
+        <w:t xml:space="preserve">Xulosa</w:t>
+      </w:r>
+    </w:p>
+    <w:p>
+      <w:pPr>
+        <w:spacing w:after="120"/>
+        <w:jc w:val="both"/>
+      </w:pPr>
+      <w:r>
+        <w:t xml:space="preserve">Odam immun tizimi markaziy va periferik organlardan iborat murakkab tizim bo'lib, tug'ma va orttirilgan immunitet mexanizmlarini birlashtiradi. U bola rivojlanishi davomida bosqichma-bosqich shakllanadi: dastlab onadan o'tgan passiv immunitet, so'ng bolaning o'z faol immuniteti himoya qiladi. Immunoglobulin sinflarini aniqlash infeksiya bosqichi va immun holatni baholashda muhim. Epidemiologik jihatdan immun tizim epidemik jarayonning uchinchi bo'g'inini — qabul qiluvchanlikni belgilaydi, shuning uchun uni sun'iy shakllantirish — immunprofilaktika — boshqariladigan yuqumli kasalliklarga qarshi kurash strategiyasining markaziy yo'nalishi hisoblanadi. Vrach-epidemiolog uchun immun tizim tuzilishi va faoliyatini bilish emlash ishini va aholi immun holatini to'g'ri baholashning zaruriy shartidir.</w:t>
       </w:r>
     </w:p>
     <w:p>
@@ -282,7 +243,7 @@
         <w:spacing w:after="40"/>
       </w:pPr>
       <w:r>
-        <w:t xml:space="preserve">World Health Organization. Immunization in practice; Vaccine-preventable diseases and herd immunity. URL: https://www.who.int/teams/immunization-vaccines-and-biologicals</w:t>
+        <w:t xml:space="preserve">Marshall J.S. et al. An introduction to immunology and immunopathology. Allergy Asthma Clin Immunol (NCBI, NBK539801). URL: https://www.ncbi.nlm.nih.gov/books/NBK539801/</w:t>
       </w:r>
     </w:p>
     <w:sectPr>
@@ -488,6 +449,18 @@
       <w:lvlJc w:val="left"/>
       <w:pPr>
         <w:ind w:left="576" w:hanging="316"/>
+      </w:pPr>
+    </w:lvl>
+  </w:abstractNum>
+  <w:abstractNum w:abstractNumId="90">
+    <w:multiLevelType w:val="hybridMultilevel"/>
+    <w:lvl w:ilvl="0">
+      <w:start w:val="1"/>
+      <w:numFmt w:val="decimal"/>
+      <w:lvlText w:val="%1)"/>
+      <w:lvlJc w:val="left"/>
+      <w:pPr>
+        <w:ind w:left="851" w:hanging="425"/>
       </w:pPr>
     </w:lvl>
   </w:abstractNum>
@@ -505,6 +478,18 @@
   </w:num>
   <w:num w:numId="3">
     <w:abstractNumId w:val="4"/>
+    <w:lvlOverride w:ilvl="0">
+      <w:startOverride w:val="1"/>
+    </w:lvlOverride>
+  </w:num>
+  <w:num w:numId="101">
+    <w:abstractNumId w:val="90"/>
+    <w:lvlOverride w:ilvl="0">
+      <w:startOverride w:val="1"/>
+    </w:lvlOverride>
+  </w:num>
+  <w:num w:numId="102">
+    <w:abstractNumId w:val="90"/>
     <w:lvlOverride w:ilvl="0">
       <w:startOverride w:val="1"/>
     </w:lvlOverride>

--- a/javoblar/037.docx
+++ b/javoblar/037.docx
@@ -5,36 +5,63 @@
     <w:p>
       <w:pPr>
         <w:pStyle w:val="Heading1"/>
-        <w:spacing w:after="200"/>
-      </w:pPr>
-      <w:r>
+        <w:spacing w:after="240"/>
+        <w:jc w:val="center"/>
+      </w:pPr>
+      <w:r>
+        <w:rPr>
+          <w:rFonts w:ascii="Times New Roman" w:cs="Times New Roman" w:eastAsia="Times New Roman" w:hAnsi="Times New Roman"/>
+          <w:b/>
+          <w:bCs/>
+          <w:sz w:val="28"/>
+          <w:szCs w:val="28"/>
+        </w:rPr>
         <w:t xml:space="preserve">37. Odam immun tizimi, uning shakllanishi va epidemiologik ahamiyati</w:t>
       </w:r>
     </w:p>
     <w:p>
       <w:pPr>
-        <w:spacing w:after="120"/>
-        <w:jc w:val="both"/>
-      </w:pPr>
-      <w:r>
+        <w:spacing w:after="120" w:line="276"/>
+        <w:ind w:firstLine="567"/>
+        <w:jc w:val="both"/>
+      </w:pPr>
+      <w:r>
+        <w:rPr>
+          <w:rFonts w:ascii="Times New Roman" w:cs="Times New Roman" w:eastAsia="Times New Roman" w:hAnsi="Times New Roman"/>
+          <w:sz w:val="28"/>
+          <w:szCs w:val="28"/>
+        </w:rPr>
         <w:t xml:space="preserve">Immun tizim — organizmni begona antigenlardan, jumladan yuqumli kasallik qo'zg'atuvchilaridan himoya qiluvchi organlar, to'qimalar va hujayralar tizimidir. U ichki muhit doimiyligini (gomeostazni) saqlaydi, infeksiyalarga qarshi turadi va o'zgargan, jumladan o'smaga aylangan hujayralarni aniqlab yo'q qiladi. Epidemiologik nuqtai nazardan immun tizim alohida ahamiyatga ega, chunki aynan aholining immun holati epidemik jarayonning uchinchi bo'g'ini — qabul qiluvchanlikni belgilaydi va kasalliklarning tarqalish jadalligiga bevosita ta'sir qiladi [1][2].</w:t>
       </w:r>
     </w:p>
     <w:p>
       <w:pPr>
         <w:pStyle w:val="Heading2"/>
-        <w:spacing w:after="80" w:before="160"/>
-      </w:pPr>
-      <w:r>
+        <w:spacing w:after="100" w:before="200"/>
+      </w:pPr>
+      <w:r>
+        <w:rPr>
+          <w:rFonts w:ascii="Times New Roman" w:cs="Times New Roman" w:eastAsia="Times New Roman" w:hAnsi="Times New Roman"/>
+          <w:b/>
+          <w:bCs/>
+          <w:sz w:val="28"/>
+          <w:szCs w:val="28"/>
+        </w:rPr>
         <w:t xml:space="preserve">Immun tizimning tuzilishi</w:t>
       </w:r>
     </w:p>
     <w:p>
       <w:pPr>
-        <w:spacing w:after="120"/>
-        <w:jc w:val="both"/>
-      </w:pPr>
-      <w:r>
+        <w:spacing w:after="120" w:line="276"/>
+        <w:ind w:firstLine="567"/>
+        <w:jc w:val="both"/>
+      </w:pPr>
+      <w:r>
+        <w:rPr>
+          <w:rFonts w:ascii="Times New Roman" w:cs="Times New Roman" w:eastAsia="Times New Roman" w:hAnsi="Times New Roman"/>
+          <w:sz w:val="28"/>
+          <w:szCs w:val="28"/>
+        </w:rPr>
         <w:t xml:space="preserve">Immun tizim markaziy va periferik organlardan iborat. Markaziy (birlamchi) organlar immun hujayralarni hosil qiladi va yetiltiradi:</w:t>
       </w:r>
     </w:p>
@@ -43,11 +70,17 @@
         <w:pStyle w:val="ListParagraph"/>
         <w:numPr>
           <w:ilvl w:val="0"/>
-          <w:numId w:val="101"/>
+          <w:numId w:val="2"/>
         </w:numPr>
-        <w:spacing w:after="40"/>
-      </w:pPr>
-      <w:r>
+        <w:spacing w:after="60" w:line="276"/>
+        <w:jc w:val="both"/>
+      </w:pPr>
+      <w:r>
+        <w:rPr>
+          <w:rFonts w:ascii="Times New Roman" w:cs="Times New Roman" w:eastAsia="Times New Roman" w:hAnsi="Times New Roman"/>
+          <w:sz w:val="28"/>
+          <w:szCs w:val="28"/>
+        </w:rPr>
         <w:t xml:space="preserve">suyak ko'migi — barcha qon va immun hujayralarning asosiy manbai;</w:t>
       </w:r>
     </w:p>
@@ -56,168 +89,33 @@
         <w:pStyle w:val="ListParagraph"/>
         <w:numPr>
           <w:ilvl w:val="0"/>
-          <w:numId w:val="101"/>
+          <w:numId w:val="2"/>
         </w:numPr>
-        <w:spacing w:after="40"/>
-      </w:pPr>
-      <w:r>
+        <w:spacing w:after="60" w:line="276"/>
+        <w:jc w:val="both"/>
+      </w:pPr>
+      <w:r>
+        <w:rPr>
+          <w:rFonts w:ascii="Times New Roman" w:cs="Times New Roman" w:eastAsia="Times New Roman" w:hAnsi="Times New Roman"/>
+          <w:sz w:val="28"/>
+          <w:szCs w:val="28"/>
+        </w:rPr>
         <w:t xml:space="preserve">timus (ayrisimon bez) — T-limfotsitlar yetilib, tanlanadigan asosiy organ.</w:t>
       </w:r>
     </w:p>
     <w:p>
       <w:pPr>
-        <w:spacing w:after="120"/>
-        <w:jc w:val="both"/>
-      </w:pPr>
-      <w:r>
+        <w:spacing w:after="120" w:line="276"/>
+        <w:ind w:firstLine="567"/>
+        <w:jc w:val="both"/>
+      </w:pPr>
+      <w:r>
+        <w:rPr>
+          <w:rFonts w:ascii="Times New Roman" w:cs="Times New Roman" w:eastAsia="Times New Roman" w:hAnsi="Times New Roman"/>
+          <w:sz w:val="28"/>
+          <w:szCs w:val="28"/>
+        </w:rPr>
         <w:t xml:space="preserve">Periferik (ikkilamchi) organlarda antigenga qarshi immun javob shakllanadi:</w:t>
-      </w:r>
-    </w:p>
-    <w:p>
-      <w:pPr>
-        <w:pStyle w:val="ListParagraph"/>
-        <w:numPr>
-          <w:ilvl w:val="0"/>
-          <w:numId w:val="102"/>
-        </w:numPr>
-        <w:spacing w:after="40"/>
-      </w:pPr>
-      <w:r>
-        <w:t xml:space="preserve">taloq — qondagi antigenlarga qarshi immun javob markazi;</w:t>
-      </w:r>
-    </w:p>
-    <w:p>
-      <w:pPr>
-        <w:pStyle w:val="ListParagraph"/>
-        <w:numPr>
-          <w:ilvl w:val="0"/>
-          <w:numId w:val="102"/>
-        </w:numPr>
-        <w:spacing w:after="40"/>
-      </w:pPr>
-      <w:r>
-        <w:t xml:space="preserve">limfa tugunlari — to'qimalardan limfa orqali kelgan antigenlarni filtrlaydi;</w:t>
-      </w:r>
-    </w:p>
-    <w:p>
-      <w:pPr>
-        <w:pStyle w:val="ListParagraph"/>
-        <w:numPr>
-          <w:ilvl w:val="0"/>
-          <w:numId w:val="102"/>
-        </w:numPr>
-        <w:spacing w:after="40"/>
-      </w:pPr>
-      <w:r>
-        <w:t xml:space="preserve">shilliq qavatlar bilan bog'liq limfoid to'qima — bodomsimon bezlar va ichak limfoid to'qimasi (Peyer pilakchalari).</w:t>
-      </w:r>
-    </w:p>
-    <w:p>
-      <w:pPr>
-        <w:spacing w:after="120"/>
-        <w:jc w:val="both"/>
-      </w:pPr>
-      <w:r>
-        <w:t xml:space="preserve">Immun javobni amalga oshiruvchi asosiy hujayralar — B- va T-limfotsitlar, makrofaglar, dendrit hujayralar, neytrofillar va tabiiy killer (NK) hujayralar; gumoral omillarga antitelolar (immunoglobulinlar) va komplement tizimi kiradi [2]. B-limfotsitlar antitelolar ishlab chiqaruvchi plazmatik hujayralarga aylanadi va gumoral immunitetni ta'minlaydi; T-limfotsitlar esa hujayraviy immunitetni amalga oshiradi va o'z ichida yordamchi (T-xelper), sitotoksik va boshqa subpopulyatsiyalarga bo'linadi. Makrofaglar va dendrit hujayralar antigenni "tutib", uni limfotsitlarga taqdim etadi va shu tariqa tug'ma hamda orttirilgan immunitet o'rtasida bog'lovchi vazifasini bajaradi. Bu hujayralar birgalikda muvofiqlashgan immun javobni shakllantiradi.</w:t>
-      </w:r>
-    </w:p>
-    <w:p>
-      <w:pPr>
-        <w:pStyle w:val="Heading2"/>
-        <w:spacing w:after="80" w:before="160"/>
-      </w:pPr>
-      <w:r>
-        <w:t xml:space="preserve">Immun tizimning shakllanishi</w:t>
-      </w:r>
-    </w:p>
-    <w:p>
-      <w:pPr>
-        <w:spacing w:after="120"/>
-        <w:jc w:val="both"/>
-      </w:pPr>
-      <w:r>
-        <w:t xml:space="preserve">Immun tizim bola rivojlanishining turli bosqichlarida shakllanadi. Homila davrida immun organlar yotqiziladi, biroq yangi tug'ilgan chaqaloqning o'z immun tizimi hali to'liq yetilmagan bo'ladi. Shu sababli dastlabki oylarda bolani onadan o'tgan antitelolar (platsenta orqali IgG va ona suti orqali IgA) himoya qiladi — bu tabiiy passiv immunitetdir. Vaqt o'tishi bilan onadan o'tgan antitelolar kamayadi va bolaning o'z faol immuniteti rivojlanadi. Aynan shu o'tish davri bola uchun infeksiyalardan eng xavfli davr bo'lib, emlash kalendari shu mantiqqa asoslanadi [1][2]. Immun tizimning yetilishi bilan bolada antigenlarga javob berish, immunologik xotira hosil qilish va qayta uchrashuvda tez himoya qilish qobiliyati rivojlanadi. Keksalik davrida esa immun tizim faolligi pasayadi (immunosenessensiya), shu bois qariyalarda ham infeksiyalar og'irroq kechadi; bu yosh guruhlari emlash va profilaktikada alohida e'tibor talab qiladi. Shunday qilib, immun tizim holati odam hayotining turli davrlarida o'zgarib turadi va bu epidemiologik jihatdan hisobga olinadi.</w:t>
-      </w:r>
-    </w:p>
-    <w:p>
-      <w:pPr>
-        <w:pStyle w:val="Heading2"/>
-        <w:spacing w:after="80" w:before="160"/>
-      </w:pPr>
-      <w:r>
-        <w:t xml:space="preserve">Tug'ma va orttirilgan immunitet</w:t>
-      </w:r>
-    </w:p>
-    <w:p>
-      <w:pPr>
-        <w:spacing w:after="120"/>
-        <w:jc w:val="both"/>
-      </w:pPr>
-      <w:r>
-        <w:t xml:space="preserve">Immunitet tug'ma (nospetsifik) va orttirilgan (spetsifik) turlarga bo'linadi. Tug'ma immunitet darhol ta'sir qiladi, oldingi uchrashuvni talab qilmaydi va spetsifik emas (teri to'sig'i, fagotsitoz, komplement). Orttirilgan immunitet aniq antigenga yo'naltirilgan, immunologik xotiraga ega va takroriy uchrashuvda kuchliroq javob beradi; u gumoral (B-limfotsitlar va antitelolar) va hujayraviy (T-limfotsitlar) komponentlardan iborat [2]. Ikkala tizim o'zaro bog'liq: tug'ma immunitet infeksiyaning dastlabki soatlarida to'siq vazifasini bajaradi va orttirilgan javobni ishga tushiradi, orttirilgan immunitet esa aniq qo'zg'atuvchiga qarshi kuchli va xotirali javob shakllantiradi. Vaksinatsiyaning asosiy g'oyasi ham aynan shunda — kasallik keltirmasdan turib orttirilgan immunitetni va immunologik xotirani sun'iy ravishda hosil qilishdir [2]. Shu tariqa immun tizim fiziologiyasini bilish emlash strategiyasini ilmiy asoslashning asosi hisoblanadi.</w:t>
-      </w:r>
-    </w:p>
-    <w:p>
-      <w:pPr>
-        <w:pStyle w:val="Heading2"/>
-        <w:spacing w:after="80" w:before="160"/>
-      </w:pPr>
-      <w:r>
-        <w:t xml:space="preserve">Immunoglobulinlar va ularning epidemiologik ahamiyati</w:t>
-      </w:r>
-    </w:p>
-    <w:p>
-      <w:pPr>
-        <w:spacing w:after="120"/>
-        <w:jc w:val="both"/>
-      </w:pPr>
-      <w:r>
-        <w:t xml:space="preserve">Antitelolar (immunoglobulinlar) besh sinfga bo'linadi: IgG, IgM, IgA, IgE va IgD. IgM infeksiyaning o'tkir bosqichida birinchi bo'lib paydo bo'ladi va yangi yuqtirilgan infeksiya belgisi hisoblanadi; IgG kechroq shakllanib, uzoq muddatli himoyani ta'minlaydi va o'tkazilgan infeksiya yoki emlashning ko'rsatkichidir; IgA shilliq qavatlarni va ona sutini himoya qiladi [2]. Aynan shu sinflarni laboratoriya usulida (IFA) aniqlash infeksiya bosqichini va immun holatni baholash imkonini beradi, bu esa seroepidemiologik tekshiruvlarning asosidir. Masalan, qondagi IgM antitelolarining aniqlanishi o'tkir (yangi) infeksiyani, faqat IgG ning mavjudligi esa o'tkazilgan infeksiya yoki emlash natijasida shakllangan immunitetni ko'rsatadi. Bu ma'lumotlar nafaqat alohida bemorni tashxislashda, balki aholining immun qatlamini baholab, emlash ehtiyojini aniqlashda ham qo'llaniladi.</w:t>
-      </w:r>
-    </w:p>
-    <w:p>
-      <w:pPr>
-        <w:pStyle w:val="Heading2"/>
-        <w:spacing w:after="80" w:before="160"/>
-      </w:pPr>
-      <w:r>
-        <w:t xml:space="preserve">Epidemiologik ahamiyati</w:t>
-      </w:r>
-    </w:p>
-    <w:p>
-      <w:pPr>
-        <w:spacing w:after="120"/>
-        <w:jc w:val="both"/>
-      </w:pPr>
-      <w:r>
-        <w:t xml:space="preserve">Immun tizimning epidemiologik ahamiyati bir necha jihatda namoyon bo'ladi. Birinchidan, aholining immun qatlami qancha katta bo'lsa, qo'zg'atuvchining tarqalishi shuncha cheklanadi — bu jamoaviy immunitet hodisasidir. Ikkinchidan, immun holatni seroepidemiologik tekshiruvlar orqali baholash emlash dasturlarini rejalashtirish uchun asos bo'ladi. Uchinchidan, immunitetni sun'iy shakllantirish (vaksinatsiya) boshqariladigan infeksiyalarga qarshi eng samarali vositadir. To'rtinchidan, immuntanqis holatdagi shaxslar (OIV, immunosupressiv terapiya, surunkali kasalliklar) alohida xavf guruhini tashkil etadi, ularda infeksiya og'irroq kechadi va ular maxsus himoyani talab qiladi [2]. Shu bois aholining immun tuzilmasini monitoring qilish va xavf guruhlarini aniqlash zamonaviy epidemiologik nazoratning ajralmas qismidir. Immunitetning napryajyonnosti (kuchlanishi) va davomiyligi kasallikka qarab turlicha: qizamiq va parotitdan keyin umrbod, grippdan keyin esa qisqa muddatli immunitet qoladi; bu farqlar revaksinatsiya muddatlarini belgilashda inobatga olinadi [2].</w:t>
-      </w:r>
-    </w:p>
-    <w:p>
-      <w:pPr>
-        <w:pStyle w:val="Heading2"/>
-        <w:spacing w:after="80" w:before="160"/>
-      </w:pPr>
-      <w:r>
-        <w:t xml:space="preserve">Xulosa</w:t>
-      </w:r>
-    </w:p>
-    <w:p>
-      <w:pPr>
-        <w:spacing w:after="120"/>
-        <w:jc w:val="both"/>
-      </w:pPr>
-      <w:r>
-        <w:t xml:space="preserve">Odam immun tizimi markaziy va periferik organlardan iborat murakkab tizim bo'lib, tug'ma va orttirilgan immunitet mexanizmlarini birlashtiradi. U bola rivojlanishi davomida bosqichma-bosqich shakllanadi: dastlab onadan o'tgan passiv immunitet, so'ng bolaning o'z faol immuniteti himoya qiladi. Immunoglobulin sinflarini aniqlash infeksiya bosqichi va immun holatni baholashda muhim. Epidemiologik jihatdan immun tizim epidemik jarayonning uchinchi bo'g'inini — qabul qiluvchanlikni belgilaydi, shuning uchun uni sun'iy shakllantirish — immunprofilaktika — boshqariladigan yuqumli kasalliklarga qarshi kurash strategiyasining markaziy yo'nalishi hisoblanadi. Vrach-epidemiolog uchun immun tizim tuzilishi va faoliyatini bilish emlash ishini va aholi immun holatini to'g'ri baholashning zaruriy shartidir.</w:t>
-      </w:r>
-    </w:p>
-    <w:p>
-      <w:pPr>
-        <w:pStyle w:val="Heading2"/>
-        <w:spacing w:after="80" w:before="220"/>
-      </w:pPr>
-      <w:r>
-        <w:t xml:space="preserve">Foydalanilgan adabiyotlar</w:t>
       </w:r>
     </w:p>
     <w:p>
@@ -227,10 +125,16 @@
           <w:ilvl w:val="0"/>
           <w:numId w:val="3"/>
         </w:numPr>
-        <w:spacing w:after="40"/>
-      </w:pPr>
-      <w:r>
-        <w:t xml:space="preserve">Muhamedov I., Eshboyev E., Zokirov N., Zokirov M. Mikrobiologiya, immunologiya. — Toshkent.</w:t>
+        <w:spacing w:after="60" w:line="276"/>
+        <w:jc w:val="both"/>
+      </w:pPr>
+      <w:r>
+        <w:rPr>
+          <w:rFonts w:ascii="Times New Roman" w:cs="Times New Roman" w:eastAsia="Times New Roman" w:hAnsi="Times New Roman"/>
+          <w:sz w:val="28"/>
+          <w:szCs w:val="28"/>
+        </w:rPr>
+        <w:t xml:space="preserve">taloq — qondagi antigenlarga qarshi immun javob markazi;</w:t>
       </w:r>
     </w:p>
     <w:p>
@@ -240,15 +144,362 @@
           <w:ilvl w:val="0"/>
           <w:numId w:val="3"/>
         </w:numPr>
-        <w:spacing w:after="40"/>
-      </w:pPr>
-      <w:r>
-        <w:t xml:space="preserve">Marshall J.S. et al. An introduction to immunology and immunopathology. Allergy Asthma Clin Immunol (NCBI, NBK539801). URL: https://www.ncbi.nlm.nih.gov/books/NBK539801/</w:t>
+        <w:spacing w:after="60" w:line="276"/>
+        <w:jc w:val="both"/>
+      </w:pPr>
+      <w:r>
+        <w:rPr>
+          <w:rFonts w:ascii="Times New Roman" w:cs="Times New Roman" w:eastAsia="Times New Roman" w:hAnsi="Times New Roman"/>
+          <w:sz w:val="28"/>
+          <w:szCs w:val="28"/>
+        </w:rPr>
+        <w:t xml:space="preserve">limfa tugunlari — to'qimalardan limfa orqali kelgan antigenlarni filtrlaydi;</w:t>
+      </w:r>
+    </w:p>
+    <w:p>
+      <w:pPr>
+        <w:pStyle w:val="ListParagraph"/>
+        <w:numPr>
+          <w:ilvl w:val="0"/>
+          <w:numId w:val="3"/>
+        </w:numPr>
+        <w:spacing w:after="60" w:line="276"/>
+        <w:jc w:val="both"/>
+      </w:pPr>
+      <w:r>
+        <w:rPr>
+          <w:rFonts w:ascii="Times New Roman" w:cs="Times New Roman" w:eastAsia="Times New Roman" w:hAnsi="Times New Roman"/>
+          <w:sz w:val="28"/>
+          <w:szCs w:val="28"/>
+        </w:rPr>
+        <w:t xml:space="preserve">shilliq qavatlar bilan bog'liq limfoid to'qima — bodomsimon bezlar va ichak limfoid to'qimasi (Peyer pilakchalari).</w:t>
+      </w:r>
+    </w:p>
+    <w:p>
+      <w:pPr>
+        <w:spacing w:after="120" w:line="276"/>
+        <w:ind w:firstLine="567"/>
+        <w:jc w:val="both"/>
+      </w:pPr>
+      <w:r>
+        <w:rPr>
+          <w:rFonts w:ascii="Times New Roman" w:cs="Times New Roman" w:eastAsia="Times New Roman" w:hAnsi="Times New Roman"/>
+          <w:sz w:val="28"/>
+          <w:szCs w:val="28"/>
+        </w:rPr>
+        <w:t xml:space="preserve">Immun javobni amalga oshiruvchi asosiy hujayralar — B- va T-limfotsitlar, makrofaglar, dendrit hujayralar, neytrofillar va tabiiy killer (NK) hujayralar; gumoral omillarga antitelolar (immunoglobulinlar) va komplement tizimi kiradi [2]. B-limfotsitlar antitelolar ishlab chiqaruvchi plazmatik hujayralarga aylanadi va gumoral immunitetni ta'minlaydi; T-limfotsitlar esa hujayraviy immunitetni amalga oshiradi va o'z ichida yordamchi (T-xelper), sitotoksik va boshqa subpopulyatsiyalarga bo'linadi. Makrofaglar va dendrit hujayralar antigenni "tutib", uni limfotsitlarga taqdim etadi va shu tariqa tug'ma hamda orttirilgan immunitet o'rtasida bog'lovchi vazifasini bajaradi. Bu hujayralar birgalikda muvofiqlashgan immun javobni shakllantiradi.</w:t>
+      </w:r>
+    </w:p>
+    <w:p>
+      <w:pPr>
+        <w:pStyle w:val="Heading2"/>
+        <w:spacing w:after="100" w:before="200"/>
+      </w:pPr>
+      <w:r>
+        <w:rPr>
+          <w:rFonts w:ascii="Times New Roman" w:cs="Times New Roman" w:eastAsia="Times New Roman" w:hAnsi="Times New Roman"/>
+          <w:b/>
+          <w:bCs/>
+          <w:sz w:val="28"/>
+          <w:szCs w:val="28"/>
+        </w:rPr>
+        <w:t xml:space="preserve">Immun tizimning shakllanishi</w:t>
+      </w:r>
+    </w:p>
+    <w:p>
+      <w:pPr>
+        <w:spacing w:after="120" w:line="276"/>
+        <w:ind w:firstLine="567"/>
+        <w:jc w:val="both"/>
+      </w:pPr>
+      <w:r>
+        <w:rPr>
+          <w:rFonts w:ascii="Times New Roman" w:cs="Times New Roman" w:eastAsia="Times New Roman" w:hAnsi="Times New Roman"/>
+          <w:sz w:val="28"/>
+          <w:szCs w:val="28"/>
+        </w:rPr>
+        <w:t xml:space="preserve">Immun tizim bola rivojlanishining turli bosqichlarida shakllanadi. Homila davrida immun organlar yotqiziladi, biroq yangi tug'ilgan chaqaloqning o'z immun tizimi hali to'liq yetilmagan bo'ladi. Shu sababli dastlabki oylarda bolani onadan o'tgan antitelolar (platsenta orqali IgG va ona suti orqali IgA) himoya qiladi — bu tabiiy passiv immunitetdir. Vaqt o'tishi bilan onadan o'tgan antitelolar kamayadi va bolaning o'z faol immuniteti rivojlanadi. Aynan shu o'tish davri bola uchun infeksiyalardan eng xavfli davr bo'lib, emlash kalendari shu mantiqqa asoslanadi [1][2]. Immun tizimning yetilishi bilan bolada antigenlarga javob berish, immunologik xotira hosil qilish va qayta uchrashuvda tez himoya qilish qobiliyati rivojlanadi. Keksalik davrida esa immun tizim faolligi pasayadi (immunosenessensiya), shu bois qariyalarda ham infeksiyalar og'irroq kechadi; bu yosh guruhlari emlash va profilaktikada alohida e'tibor talab qiladi. Shunday qilib, immun tizim holati odam hayotining turli davrlarida o'zgarib turadi va bu epidemiologik jihatdan hisobga olinadi.</w:t>
+      </w:r>
+    </w:p>
+    <w:p>
+      <w:pPr>
+        <w:pStyle w:val="Heading2"/>
+        <w:spacing w:after="100" w:before="200"/>
+      </w:pPr>
+      <w:r>
+        <w:rPr>
+          <w:rFonts w:ascii="Times New Roman" w:cs="Times New Roman" w:eastAsia="Times New Roman" w:hAnsi="Times New Roman"/>
+          <w:b/>
+          <w:bCs/>
+          <w:sz w:val="28"/>
+          <w:szCs w:val="28"/>
+        </w:rPr>
+        <w:t xml:space="preserve">Tug'ma va orttirilgan immunitet</w:t>
+      </w:r>
+    </w:p>
+    <w:p>
+      <w:pPr>
+        <w:spacing w:after="120" w:line="276"/>
+        <w:ind w:firstLine="567"/>
+        <w:jc w:val="both"/>
+      </w:pPr>
+      <w:r>
+        <w:rPr>
+          <w:rFonts w:ascii="Times New Roman" w:cs="Times New Roman" w:eastAsia="Times New Roman" w:hAnsi="Times New Roman"/>
+          <w:sz w:val="28"/>
+          <w:szCs w:val="28"/>
+        </w:rPr>
+        <w:t xml:space="preserve">Immunitet tug'ma (nospetsifik) va orttirilgan (spetsifik) turlarga bo'linadi. Tug'ma immunitet darhol ta'sir qiladi, oldingi uchrashuvni talab qilmaydi va spetsifik emas (teri to'sig'i, fagotsitoz, komplement). Orttirilgan immunitet aniq antigenga yo'naltirilgan, immunologik xotiraga ega va takroriy uchrashuvda kuchliroq javob beradi; u gumoral (B-limfotsitlar va antitelolar) va hujayraviy (T-limfotsitlar) komponentlardan iborat [2]. Ikkala tizim o'zaro bog'liq: tug'ma immunitet infeksiyaning dastlabki soatlarida to'siq vazifasini bajaradi va orttirilgan javobni ishga tushiradi, orttirilgan immunitet esa aniq qo'zg'atuvchiga qarshi kuchli va xotirali javob shakllantiradi. Vaksinatsiyaning asosiy g'oyasi ham aynan shunda — kasallik keltirmasdan turib orttirilgan immunitetni va immunologik xotirani sun'iy ravishda hosil qilishdir [2]. Shu tariqa immun tizim fiziologiyasini bilish emlash strategiyasini ilmiy asoslashning asosi hisoblanadi.</w:t>
+      </w:r>
+    </w:p>
+    <w:p>
+      <w:pPr>
+        <w:pStyle w:val="Heading2"/>
+        <w:spacing w:after="100" w:before="200"/>
+      </w:pPr>
+      <w:r>
+        <w:rPr>
+          <w:rFonts w:ascii="Times New Roman" w:cs="Times New Roman" w:eastAsia="Times New Roman" w:hAnsi="Times New Roman"/>
+          <w:b/>
+          <w:bCs/>
+          <w:sz w:val="28"/>
+          <w:szCs w:val="28"/>
+        </w:rPr>
+        <w:t xml:space="preserve">Immunoglobulinlar va ularning epidemiologik ahamiyati</w:t>
+      </w:r>
+    </w:p>
+    <w:p>
+      <w:pPr>
+        <w:spacing w:after="120" w:line="276"/>
+        <w:ind w:firstLine="567"/>
+        <w:jc w:val="both"/>
+      </w:pPr>
+      <w:r>
+        <w:rPr>
+          <w:rFonts w:ascii="Times New Roman" w:cs="Times New Roman" w:eastAsia="Times New Roman" w:hAnsi="Times New Roman"/>
+          <w:sz w:val="28"/>
+          <w:szCs w:val="28"/>
+        </w:rPr>
+        <w:t xml:space="preserve">Antitelolar (immunoglobulinlar) besh sinfga bo'linadi: IgG, IgM, IgA, IgE va IgD. IgM infeksiyaning o'tkir bosqichida birinchi bo'lib paydo bo'ladi va yangi yuqtirilgan infeksiya belgisi hisoblanadi; IgG kechroq shakllanib, uzoq muddatli himoyani ta'minlaydi va o'tkazilgan infeksiya yoki emlashning ko'rsatkichidir; IgA shilliq qavatlarni va ona sutini himoya qiladi [2]. Aynan shu sinflarni laboratoriya usulida (IFA) aniqlash infeksiya bosqichini va immun holatni baholash imkonini beradi, bu esa seroepidemiologik tekshiruvlarning asosidir. Masalan, qondagi IgM antitelolarining aniqlanishi o'tkir (yangi) infeksiyani, faqat IgG ning mavjudligi esa o'tkazilgan infeksiya yoki emlash natijasida shakllangan immunitetni ko'rsatadi. Bu ma'lumotlar nafaqat alohida bemorni tashxislashda, balki aholining immun qatlamini baholab, emlash ehtiyojini aniqlashda ham qo'llaniladi.</w:t>
+      </w:r>
+    </w:p>
+    <w:p>
+      <w:pPr>
+        <w:pStyle w:val="Heading2"/>
+        <w:spacing w:after="100" w:before="200"/>
+      </w:pPr>
+      <w:r>
+        <w:rPr>
+          <w:rFonts w:ascii="Times New Roman" w:cs="Times New Roman" w:eastAsia="Times New Roman" w:hAnsi="Times New Roman"/>
+          <w:b/>
+          <w:bCs/>
+          <w:sz w:val="28"/>
+          <w:szCs w:val="28"/>
+        </w:rPr>
+        <w:t xml:space="preserve">Epidemiologik ahamiyati</w:t>
+      </w:r>
+    </w:p>
+    <w:p>
+      <w:pPr>
+        <w:spacing w:after="120" w:line="276"/>
+        <w:ind w:firstLine="567"/>
+        <w:jc w:val="both"/>
+      </w:pPr>
+      <w:r>
+        <w:rPr>
+          <w:rFonts w:ascii="Times New Roman" w:cs="Times New Roman" w:eastAsia="Times New Roman" w:hAnsi="Times New Roman"/>
+          <w:sz w:val="28"/>
+          <w:szCs w:val="28"/>
+        </w:rPr>
+        <w:t xml:space="preserve">Immun tizimning epidemiologik ahamiyati bir necha jihatda namoyon bo'ladi. Birinchidan, aholining immun qatlami qancha katta bo'lsa, qo'zg'atuvchining tarqalishi shuncha cheklanadi — bu jamoaviy immunitet hodisasidir. Ikkinchidan, immun holatni seroepidemiologik tekshiruvlar orqali baholash emlash dasturlarini rejalashtirish uchun asos bo'ladi. Uchinchidan, immunitetni sun'iy shakllantirish (vaksinatsiya) boshqariladigan infeksiyalarga qarshi eng samarali vositadir. To'rtinchidan, immuntanqis holatdagi shaxslar (OIV, immunosupressiv terapiya, surunkali kasalliklar) alohida xavf guruhini tashkil etadi, ularda infeksiya og'irroq kechadi va ular maxsus himoyani talab qiladi [2]. Shu bois aholining immun tuzilmasini monitoring qilish va xavf guruhlarini aniqlash zamonaviy epidemiologik nazoratning ajralmas qismidir. Immunitetning napryajyonnosti (kuchlanishi) va davomiyligi kasallikka qarab turlicha: qizamiq va parotitdan keyin umrbod, grippdan keyin esa qisqa muddatli immunitet qoladi; bu farqlar revaksinatsiya muddatlarini belgilashda inobatga olinadi [2].</w:t>
+      </w:r>
+    </w:p>
+    <w:p>
+      <w:pPr>
+        <w:pStyle w:val="Heading2"/>
+        <w:spacing w:after="100" w:before="200"/>
+      </w:pPr>
+      <w:r>
+        <w:rPr>
+          <w:rFonts w:ascii="Times New Roman" w:cs="Times New Roman" w:eastAsia="Times New Roman" w:hAnsi="Times New Roman"/>
+          <w:b/>
+          <w:bCs/>
+          <w:sz w:val="28"/>
+          <w:szCs w:val="28"/>
+        </w:rPr>
+        <w:t xml:space="preserve">Tug'ma va orttirilgan tizimlarning hujayra va gumoral omillari</w:t>
+      </w:r>
+    </w:p>
+    <w:p>
+      <w:pPr>
+        <w:spacing w:after="120" w:line="276"/>
+        <w:ind w:firstLine="567"/>
+        <w:jc w:val="both"/>
+      </w:pPr>
+      <w:r>
+        <w:rPr>
+          <w:rFonts w:ascii="Times New Roman" w:cs="Times New Roman" w:eastAsia="Times New Roman" w:hAnsi="Times New Roman"/>
+          <w:sz w:val="28"/>
+          <w:szCs w:val="28"/>
+        </w:rPr>
+        <w:t xml:space="preserve">Tug'ma immunitet mikrob kirgandan so'ng darhol, oldindan faollashishni talab qilmasdan ishlaydi; uning asosiy qismlari fagotsitlar (neytrofillar, monotsitlar, makrofaglar, dendritik hujayralar), NK-hujayralar va komplement tizimidir. Neytrofil o'rtacha 10–20 bakteriyani fagotsitoz qilgach halok bo'ladi, halok bo'lgan neytrofillar yiring tarkibining asosini tashkil etadi [3]. Orttirilgan tizim immunologik xotiraga ega: bir xil mikrob bilan qayta uchrashganda javob ancha tez va kuchli rivojlanadi [3]. Tug'ma himoyaning gumoral omillariga properdin tizimi, beta-lizin, leykinlar kiradi; qon zardobida C-reaktiv oqsilning aniqlanishi kuchli yallig'lanishdan dalolat beradi, komplementning ko'p qismini monotsit va makrofaglar sintez qiladi [1]. T-limfotsitlar timusda yetiladi: timus epiteliy hujayralari ishlab chiqaradigan timozin, timulin va timopoetin gormonlari ta'sirida ular turli vazifali subpopulyatsiyalarga ajraladi [1].</w:t>
+      </w:r>
+    </w:p>
+    <w:p>
+      <w:pPr>
+        <w:spacing w:after="120" w:line="276"/>
+        <w:ind w:firstLine="567"/>
+        <w:jc w:val="both"/>
+      </w:pPr>
+      <w:r>
+        <w:rPr>
+          <w:rFonts w:ascii="Times New Roman" w:cs="Times New Roman" w:eastAsia="Times New Roman" w:hAnsi="Times New Roman"/>
+          <w:sz w:val="28"/>
+          <w:szCs w:val="28"/>
+        </w:rPr>
+        <w:t xml:space="preserve">Nomaxsus himoya omillariga teri, shilliq qavatlar, oshqozon kislotaliligi, nafas yo'llari kiprikchalari va yo'tal refleksi kiradi; to'yib ovqatlanmaslik, alkogolizm va immunitetni buzuvchi kasalliklar moyillikni oshiradi [4].</w:t>
+      </w:r>
+    </w:p>
+    <w:p>
+      <w:pPr>
+        <w:pStyle w:val="Heading2"/>
+        <w:spacing w:after="100" w:before="200"/>
+      </w:pPr>
+      <w:r>
+        <w:rPr>
+          <w:rFonts w:ascii="Times New Roman" w:cs="Times New Roman" w:eastAsia="Times New Roman" w:hAnsi="Times New Roman"/>
+          <w:b/>
+          <w:bCs/>
+          <w:sz w:val="28"/>
+          <w:szCs w:val="28"/>
+        </w:rPr>
+        <w:t xml:space="preserve">Xulosa</w:t>
+      </w:r>
+    </w:p>
+    <w:p>
+      <w:pPr>
+        <w:spacing w:after="120" w:line="276"/>
+        <w:ind w:firstLine="567"/>
+        <w:jc w:val="both"/>
+      </w:pPr>
+      <w:r>
+        <w:rPr>
+          <w:rFonts w:ascii="Times New Roman" w:cs="Times New Roman" w:eastAsia="Times New Roman" w:hAnsi="Times New Roman"/>
+          <w:sz w:val="28"/>
+          <w:szCs w:val="28"/>
+        </w:rPr>
+        <w:t xml:space="preserve">Odam immun tizimi markaziy va periferik organlardan iborat murakkab tizim bo'lib, tug'ma va orttirilgan immunitet mexanizmlarini birlashtiradi. U bola rivojlanishi davomida bosqichma-bosqich shakllanadi: dastlab onadan o'tgan passiv immunitet, so'ng bolaning o'z faol immuniteti himoya qiladi. Immunoglobulin sinflarini aniqlash infeksiya bosqichi va immun holatni baholashda muhim. Epidemiologik jihatdan immun tizim epidemik jarayonning uchinchi bo'g'inini — qabul qiluvchanlikni belgilaydi, shuning uchun uni sun'iy shakllantirish — immunprofilaktika — boshqariladigan yuqumli kasalliklarga qarshi kurash strategiyasining markaziy yo'nalishi hisoblanadi. Vrach-epidemiolog uchun immun tizim tuzilishi va faoliyatini bilish emlash ishini va aholi immun holatini to'g'ri baholashning zaruriy shartidir. Darslikka ko'ra, populyatsion immunitet epidemik jarayonning borishiga ta'sir qiladi, ammo tashqi qoplama va me'da-ichak infeksiyalarida (poliomielitdan tashqari) uning tormozlovchi ta'siri odatda sezilarli bo'lmaydi, chunki immunitetli kishilarning nisbiy soni qo'zg'atuvchi aylanishiga aniq ta'sir ko'rsatish uchun yetarli emas [5].</w:t>
+      </w:r>
+    </w:p>
+    <w:p>
+      <w:pPr>
+        <w:pStyle w:val="Heading2"/>
+        <w:spacing w:after="100" w:before="280"/>
+      </w:pPr>
+      <w:r>
+        <w:rPr>
+          <w:rFonts w:ascii="Times New Roman" w:cs="Times New Roman" w:eastAsia="Times New Roman" w:hAnsi="Times New Roman"/>
+          <w:b/>
+          <w:bCs/>
+          <w:sz w:val="28"/>
+          <w:szCs w:val="28"/>
+        </w:rPr>
+        <w:t xml:space="preserve">Foydalanilgan adabiyotlar</w:t>
+      </w:r>
+    </w:p>
+    <w:p>
+      <w:pPr>
+        <w:pStyle w:val="ListParagraph"/>
+        <w:numPr>
+          <w:ilvl w:val="0"/>
+          <w:numId w:val="4"/>
+        </w:numPr>
+        <w:spacing w:after="80" w:line="260"/>
+      </w:pPr>
+      <w:r>
+        <w:rPr>
+          <w:rFonts w:ascii="Times New Roman" w:cs="Times New Roman" w:eastAsia="Times New Roman" w:hAnsi="Times New Roman"/>
+          <w:sz w:val="28"/>
+          <w:szCs w:val="28"/>
+        </w:rPr>
+        <w:t xml:space="preserve">Muhamedov I., Eshboyev E., Zokirov N., Zokirov M. Mikrobiologiya, immunologiya, virusologiya. Toshkent: Yangi asr avlodi, 2006. ISBN 5-633-01946-6. Manba: xayrullokomilov.uz/kutubxona, material № 1481 (skanerlangan matn, OCR xatolari mavjud).</w:t>
+      </w:r>
+    </w:p>
+    <w:p>
+      <w:pPr>
+        <w:pStyle w:val="ListParagraph"/>
+        <w:numPr>
+          <w:ilvl w:val="0"/>
+          <w:numId w:val="4"/>
+        </w:numPr>
+        <w:spacing w:after="80" w:line="260"/>
+      </w:pPr>
+      <w:r>
+        <w:rPr>
+          <w:rFonts w:ascii="Times New Roman" w:cs="Times New Roman" w:eastAsia="Times New Roman" w:hAnsi="Times New Roman"/>
+          <w:sz w:val="28"/>
+          <w:szCs w:val="28"/>
+        </w:rPr>
+        <w:t xml:space="preserve">Marshall J.S., Warrington R., Watson W., et al. An introduction to immunology and immunopathology // Allergy, Asthma &amp; Clinical Immunology. 2018. Vol. 14 (Suppl 2). DOI: 10.1186/s13223-018-0278-1.</w:t>
+      </w:r>
+    </w:p>
+    <w:p>
+      <w:pPr>
+        <w:pStyle w:val="ListParagraph"/>
+        <w:numPr>
+          <w:ilvl w:val="0"/>
+          <w:numId w:val="4"/>
+        </w:numPr>
+        <w:spacing w:after="80" w:line="260"/>
+      </w:pPr>
+      <w:r>
+        <w:rPr>
+          <w:rFonts w:ascii="Times New Roman" w:cs="Times New Roman" w:eastAsia="Times New Roman" w:hAnsi="Times New Roman"/>
+          <w:sz w:val="28"/>
+          <w:szCs w:val="28"/>
+        </w:rPr>
+        <w:t xml:space="preserve">Zornikov D.L., Litusov N.V. Osnovy protivoinfektsionnoy immunologii (o'quv qo'llanma). Yekaterinburg, 2016. 34 s., 4-bob (rus tilida). Manba: xayrullokomilov.uz/kutubxona, material № 1484.</w:t>
+      </w:r>
+    </w:p>
+    <w:p>
+      <w:pPr>
+        <w:pStyle w:val="ListParagraph"/>
+        <w:numPr>
+          <w:ilvl w:val="0"/>
+          <w:numId w:val="4"/>
+        </w:numPr>
+        <w:spacing w:after="80" w:line="260"/>
+      </w:pPr>
+      <w:r>
+        <w:rPr>
+          <w:rFonts w:ascii="Times New Roman" w:cs="Times New Roman" w:eastAsia="Times New Roman" w:hAnsi="Times New Roman"/>
+          <w:sz w:val="28"/>
+          <w:szCs w:val="28"/>
+        </w:rPr>
+        <w:t xml:space="preserve">CDC. Principles of Epidemiology in Public Health Practice (SS1978), Lesson 1, Section 10: Chain of Infection. URL: https://archive.cdc.gov/www_cdc_gov/csels/dsepd/ss1978/lesson1/section10.html (kirilgan sana: 30.10.2026).</w:t>
+      </w:r>
+    </w:p>
+    <w:p>
+      <w:pPr>
+        <w:pStyle w:val="ListParagraph"/>
+        <w:numPr>
+          <w:ilvl w:val="0"/>
+          <w:numId w:val="4"/>
+        </w:numPr>
+        <w:spacing w:after="80" w:line="260"/>
+      </w:pPr>
+      <w:r>
+        <w:rPr>
+          <w:rFonts w:ascii="Times New Roman" w:cs="Times New Roman" w:eastAsia="Times New Roman" w:hAnsi="Times New Roman"/>
+          <w:sz w:val="28"/>
+          <w:szCs w:val="28"/>
+        </w:rPr>
+        <w:t xml:space="preserve">Mirtazayev O.M., Zueva L.P., Matnazarova G.S. Epidemiologiya (darslik). Toshkent, 2016. 9-bob va 10-bob (populyatsion immunitet). Manba: xayrullokomilov.uz/kutubxona, material № 2356 (matn kirill yozuvida).</w:t>
       </w:r>
     </w:p>
     <w:sectPr>
       <w:pgSz w:w="11906" w:h="16838" w:orient="portrait"/>
-      <w:pgMar w:top="1134" w:right="850" w:bottom="1134" w:left="1418" w:header="708" w:footer="708" w:gutter="0"/>
+      <w:pgMar w:top="1134" w:right="850" w:bottom="1134" w:left="1701" w:header="708" w:footer="708" w:gutter="0"/>
       <w:pgNumType/>
       <w:docGrid w:linePitch="360"/>
     </w:sectPr>
@@ -420,12 +671,17 @@
     <w:multiLevelType w:val="hybridMultilevel"/>
     <w:lvl w:ilvl="0" w:tentative="1">
       <w:start w:val="1"/>
-      <w:numFmt w:val="bullet"/>
-      <w:lvlText w:val="•"/>
+      <w:numFmt w:val="decimal"/>
+      <w:lvlText w:val="[%1]"/>
       <w:lvlJc w:val="left"/>
       <w:pPr>
-        <w:ind w:left="576" w:hanging="316"/>
-      </w:pPr>
+        <w:ind w:left="720" w:hanging="720"/>
+      </w:pPr>
+      <w:rPr>
+        <w:rFonts w:ascii="Times New Roman" w:cs="Times New Roman" w:eastAsia="Times New Roman" w:hAnsi="Times New Roman"/>
+        <w:sz w:val="28"/>
+        <w:szCs w:val="28"/>
+      </w:rPr>
     </w:lvl>
   </w:abstractNum>
   <w:abstractNum w:abstractNumId="3" w15:restartNumberingAfterBreak="0">
@@ -433,11 +689,16 @@
     <w:lvl w:ilvl="0" w:tentative="1">
       <w:start w:val="1"/>
       <w:numFmt w:val="decimal"/>
-      <w:lvlText w:val="%1."/>
+      <w:lvlText w:val="%1)"/>
       <w:lvlJc w:val="left"/>
       <w:pPr>
-        <w:ind w:left="576" w:hanging="316"/>
-      </w:pPr>
+        <w:ind w:left="851" w:hanging="425"/>
+      </w:pPr>
+      <w:rPr>
+        <w:rFonts w:ascii="Times New Roman" w:cs="Times New Roman" w:eastAsia="Times New Roman" w:hAnsi="Times New Roman"/>
+        <w:sz w:val="28"/>
+        <w:szCs w:val="28"/>
+      </w:rPr>
     </w:lvl>
   </w:abstractNum>
   <w:abstractNum w:abstractNumId="4" w15:restartNumberingAfterBreak="0">
@@ -445,23 +706,16 @@
     <w:lvl w:ilvl="0" w:tentative="1">
       <w:start w:val="1"/>
       <w:numFmt w:val="decimal"/>
-      <w:lvlText w:val="%1."/>
-      <w:lvlJc w:val="left"/>
-      <w:pPr>
-        <w:ind w:left="576" w:hanging="316"/>
-      </w:pPr>
-    </w:lvl>
-  </w:abstractNum>
-  <w:abstractNum w:abstractNumId="90">
-    <w:multiLevelType w:val="hybridMultilevel"/>
-    <w:lvl w:ilvl="0">
-      <w:start w:val="1"/>
-      <w:numFmt w:val="decimal"/>
       <w:lvlText w:val="%1)"/>
       <w:lvlJc w:val="left"/>
       <w:pPr>
         <w:ind w:left="851" w:hanging="425"/>
       </w:pPr>
+      <w:rPr>
+        <w:rFonts w:ascii="Times New Roman" w:cs="Times New Roman" w:eastAsia="Times New Roman" w:hAnsi="Times New Roman"/>
+        <w:sz w:val="28"/>
+        <w:szCs w:val="28"/>
+      </w:rPr>
     </w:lvl>
   </w:abstractNum>
   <w:num w:numId="1">
@@ -471,7 +725,7 @@
     </w:lvlOverride>
   </w:num>
   <w:num w:numId="2">
-    <w:abstractNumId w:val="2"/>
+    <w:abstractNumId w:val="3"/>
     <w:lvlOverride w:ilvl="0">
       <w:startOverride w:val="1"/>
     </w:lvlOverride>
@@ -482,14 +736,8 @@
       <w:startOverride w:val="1"/>
     </w:lvlOverride>
   </w:num>
-  <w:num w:numId="101">
-    <w:abstractNumId w:val="90"/>
-    <w:lvlOverride w:ilvl="0">
-      <w:startOverride w:val="1"/>
-    </w:lvlOverride>
-  </w:num>
-  <w:num w:numId="102">
-    <w:abstractNumId w:val="90"/>
+  <w:num w:numId="4">
+    <w:abstractNumId w:val="2"/>
     <w:lvlOverride w:ilvl="0">
       <w:startOverride w:val="1"/>
     </w:lvlOverride>
@@ -503,8 +751,8 @@
     <w:rPrDefault>
       <w:rPr>
         <w:rFonts w:ascii="Times New Roman" w:cs="Times New Roman" w:eastAsia="Times New Roman" w:hAnsi="Times New Roman"/>
-        <w:sz w:val="24"/>
-        <w:szCs w:val="24"/>
+        <w:sz w:val="28"/>
+        <w:szCs w:val="28"/>
       </w:rPr>
     </w:rPrDefault>
     <w:pPrDefault/>
@@ -639,7 +887,7 @@
     <w:unhideWhenUsed/>
     <w:pPr>
       <w:spacing w:after="100"/>
-      <w:ind w:left="240"/>
+      <w:ind w:left="280"/>
     </w:pPr>
   </w:style>
   <w:style w:type="paragraph" w:styleId="TOC3">
@@ -651,7 +899,7 @@
     <w:unhideWhenUsed/>
     <w:pPr>
       <w:spacing w:after="100"/>
-      <w:ind w:left="480"/>
+      <w:ind w:left="560"/>
     </w:pPr>
   </w:style>
   <w:style w:type="paragraph" w:styleId="TOC4">
@@ -663,7 +911,7 @@
     <w:unhideWhenUsed/>
     <w:pPr>
       <w:spacing w:after="100"/>
-      <w:ind w:left="720"/>
+      <w:ind w:left="840"/>
     </w:pPr>
   </w:style>
   <w:style w:type="paragraph" w:styleId="TOC5">
@@ -675,7 +923,7 @@
     <w:unhideWhenUsed/>
     <w:pPr>
       <w:spacing w:after="100"/>
-      <w:ind w:left="960"/>
+      <w:ind w:left="1120"/>
     </w:pPr>
   </w:style>
   <w:style w:type="paragraph" w:styleId="TOC6">
@@ -687,23 +935,11 @@
     <w:unhideWhenUsed/>
     <w:pPr>
       <w:spacing w:after="100"/>
-      <w:ind w:left="1200"/>
+      <w:ind w:left="1400"/>
     </w:pPr>
   </w:style>
   <w:style w:type="paragraph" w:styleId="TOC7">
     <w:name w:val="toc 7"/>
-    <w:basedOn w:val="Normal"/>
-    <w:next w:val="Normal"/>
-    <w:uiPriority w:val="39"/>
-    <w:semiHidden/>
-    <w:unhideWhenUsed/>
-    <w:pPr>
-      <w:spacing w:after="100"/>
-      <w:ind w:left="1440"/>
-    </w:pPr>
-  </w:style>
-  <w:style w:type="paragraph" w:styleId="TOC8">
-    <w:name w:val="toc 8"/>
     <w:basedOn w:val="Normal"/>
     <w:next w:val="Normal"/>
     <w:uiPriority w:val="39"/>
@@ -714,6 +950,18 @@
       <w:ind w:left="1680"/>
     </w:pPr>
   </w:style>
+  <w:style w:type="paragraph" w:styleId="TOC8">
+    <w:name w:val="toc 8"/>
+    <w:basedOn w:val="Normal"/>
+    <w:next w:val="Normal"/>
+    <w:uiPriority w:val="39"/>
+    <w:semiHidden/>
+    <w:unhideWhenUsed/>
+    <w:pPr>
+      <w:spacing w:after="100"/>
+      <w:ind w:left="1960"/>
+    </w:pPr>
+  </w:style>
   <w:style w:type="paragraph" w:styleId="TOC9">
     <w:name w:val="toc 9"/>
     <w:basedOn w:val="Normal"/>
@@ -723,7 +971,7 @@
     <w:unhideWhenUsed/>
     <w:pPr>
       <w:spacing w:after="100"/>
-      <w:ind w:left="1920"/>
+      <w:ind w:left="2240"/>
     </w:pPr>
   </w:style>
   <w:style w:type="character" w:styleId="Hyperlink">
@@ -823,15 +1071,16 @@
     <w:next w:val="Normal"/>
     <w:qFormat/>
     <w:pPr>
-      <w:spacing w:after="200"/>
-      <w:jc w:val="center"/>
+      <w:spacing w:after="240" w:before="0"/>
+      <w:outlineLvl w:val="0"/>
     </w:pPr>
     <w:rPr>
       <w:rFonts w:ascii="Times New Roman" w:cs="Times New Roman" w:eastAsia="Times New Roman" w:hAnsi="Times New Roman"/>
       <w:b/>
       <w:bCs/>
-      <w:sz w:val="28"/>
-      <w:szCs w:val="28"/>
+      <w:color w:val="000000"/>
+      <w:sz w:val="30"/>
+      <w:szCs w:val="30"/>
     </w:rPr>
   </w:style>
   <w:style w:type="paragraph" w:styleId="Heading2">
@@ -839,12 +1088,17 @@
     <w:basedOn w:val="Normal"/>
     <w:next w:val="Normal"/>
     <w:qFormat/>
+    <w:pPr>
+      <w:spacing w:after="100" w:before="200"/>
+      <w:outlineLvl w:val="1"/>
+    </w:pPr>
     <w:rPr>
       <w:rFonts w:ascii="Times New Roman" w:cs="Times New Roman" w:eastAsia="Times New Roman" w:hAnsi="Times New Roman"/>
       <w:b/>
       <w:bCs/>
-      <w:sz w:val="26"/>
-      <w:szCs w:val="26"/>
+      <w:color w:val="000000"/>
+      <w:sz w:val="28"/>
+      <w:szCs w:val="28"/>
     </w:rPr>
   </w:style>
 </w:styles>
